--- a/pyspark_assmnt2.docx
+++ b/pyspark_assmnt2.docx
@@ -482,37 +482,33 @@
       </w:pPr>
       <w:r>
         <w:rPr>
-          <w:rFonts w:ascii="Cambria" w:hAnsi="Cambria" w:cs="Cambria"/>
-        </w:rPr>
-        <w:t>📌</w:t>
-      </w:r>
-      <w:r>
-        <w:t xml:space="preserve"> Tasks:</w:t>
-      </w:r>
-    </w:p>
-    <w:p>
-      <w:pPr>
-        <w:pStyle w:val="Heading3"/>
-      </w:pPr>
-      <w:r>
-        <w:rPr>
-          <w:rFonts w:ascii="Cambria" w:hAnsi="Cambria" w:cs="Cambria"/>
-        </w:rPr>
-        <w:t>✅</w:t>
-      </w:r>
-      <w:r>
-        <w:t xml:space="preserve"> </w:t>
-      </w:r>
-      <w:r>
-        <w:rPr>
           <w:rStyle w:val="Strong"/>
           <w:b/>
           <w:bCs/>
         </w:rPr>
-        <w:t>Using RDDs</w:t>
-      </w:r>
-      <w:r>
-        <w:t>:</w:t>
+        <w:t>Tasks</w:t>
+      </w:r>
+    </w:p>
+    <w:p>
+      <w:pPr>
+        <w:pStyle w:val="Heading3"/>
+      </w:pPr>
+      <w:r>
+        <w:rPr>
+          <w:rFonts w:ascii="Cambria" w:hAnsi="Cambria" w:cs="Cambria"/>
+        </w:rPr>
+        <w:t>🔷</w:t>
+      </w:r>
+      <w:r>
+        <w:t xml:space="preserve"> A. </w:t>
+      </w:r>
+      <w:r>
+        <w:rPr>
+          <w:rStyle w:val="Strong"/>
+          <w:b/>
+          <w:bCs/>
+        </w:rPr>
+        <w:t>RDD-Based Tasks</w:t>
       </w:r>
     </w:p>
     <w:p>
@@ -520,11 +516,29 @@
         <w:pStyle w:val="NormalWeb"/>
         <w:numPr>
           <w:ilvl w:val="0"/>
-          <w:numId w:val="3"/>
+          <w:numId w:val="7"/>
         </w:numPr>
       </w:pPr>
       <w:r>
-        <w:t>Load both datasets using RDDs.</w:t>
+        <w:t xml:space="preserve">Load </w:t>
+      </w:r>
+      <w:r>
+        <w:rPr>
+          <w:rStyle w:val="HTMLCode"/>
+        </w:rPr>
+        <w:t>orders.csv</w:t>
+      </w:r>
+      <w:r>
+        <w:t xml:space="preserve"> and </w:t>
+      </w:r>
+      <w:r>
+        <w:rPr>
+          <w:rStyle w:val="HTMLCode"/>
+        </w:rPr>
+        <w:t>users.csv</w:t>
+      </w:r>
+      <w:r>
+        <w:t xml:space="preserve"> into RDDs.</w:t>
       </w:r>
     </w:p>
     <w:p>
@@ -532,11 +546,11 @@
         <w:pStyle w:val="NormalWeb"/>
         <w:numPr>
           <w:ilvl w:val="0"/>
-          <w:numId w:val="3"/>
+          <w:numId w:val="7"/>
         </w:numPr>
       </w:pPr>
       <w:r>
-        <w:t>Clean null or malformed records.</w:t>
+        <w:t>Parse rows and clean malformed records (e.g., missing values, non-integer quantities).</w:t>
       </w:r>
     </w:p>
     <w:p>
@@ -544,11 +558,11 @@
         <w:pStyle w:val="NormalWeb"/>
         <w:numPr>
           <w:ilvl w:val="0"/>
-          <w:numId w:val="3"/>
+          <w:numId w:val="7"/>
         </w:numPr>
       </w:pPr>
       <w:r>
-        <w:t>Parse and convert data types.</w:t>
+        <w:t>Filter out orders with quantity or price ≤ 0.</w:t>
       </w:r>
     </w:p>
     <w:p>
@@ -556,11 +570,18 @@
         <w:pStyle w:val="NormalWeb"/>
         <w:numPr>
           <w:ilvl w:val="0"/>
-          <w:numId w:val="3"/>
+          <w:numId w:val="7"/>
         </w:numPr>
       </w:pPr>
       <w:r>
-        <w:t>Filter out orders where quantity or price is zero or missing.</w:t>
+        <w:t>Count total number of valid orders and unique users.</w:t>
+      </w:r>
+    </w:p>
+    <w:p>
+      <w:r>
+        <w:pict>
+          <v:rect id="_x0000_i1026" style="width:0;height:1.5pt" o:hralign="center" o:hrstd="t" o:hr="t" fillcolor="#a0a0a0" stroked="f"/>
+        </w:pict>
       </w:r>
     </w:p>
     <w:p>
@@ -571,31 +592,28 @@
         <w:rPr>
           <w:rFonts w:ascii="Cambria" w:hAnsi="Cambria" w:cs="Cambria"/>
         </w:rPr>
-        <w:t>✅</w:t>
-      </w:r>
-      <w:r>
-        <w:t xml:space="preserve"> </w:t>
-      </w:r>
+        <w:t>🔷</w:t>
+      </w:r>
+      <w:r>
+        <w:t xml:space="preserve"> B. </w:t>
+      </w:r>
+      <w:proofErr w:type="spellStart"/>
       <w:r>
         <w:rPr>
           <w:rStyle w:val="Strong"/>
           <w:b/>
           <w:bCs/>
         </w:rPr>
-        <w:t xml:space="preserve">Using </w:t>
-      </w:r>
-      <w:proofErr w:type="spellStart"/>
+        <w:t>DataFrame</w:t>
+      </w:r>
+      <w:proofErr w:type="spellEnd"/>
       <w:r>
         <w:rPr>
           <w:rStyle w:val="Strong"/>
           <w:b/>
           <w:bCs/>
         </w:rPr>
-        <w:t>DataFrames</w:t>
-      </w:r>
-      <w:proofErr w:type="spellEnd"/>
-      <w:r>
-        <w:t>:</w:t>
+        <w:t xml:space="preserve"> Tasks</w:t>
       </w:r>
     </w:p>
     <w:p>
@@ -603,11 +621,11 @@
         <w:pStyle w:val="NormalWeb"/>
         <w:numPr>
           <w:ilvl w:val="0"/>
-          <w:numId w:val="4"/>
+          <w:numId w:val="8"/>
         </w:numPr>
       </w:pPr>
       <w:r>
-        <w:t xml:space="preserve">Convert cleaned RDDs into </w:t>
+        <w:t xml:space="preserve">Convert RDDs into </w:t>
       </w:r>
       <w:proofErr w:type="spellStart"/>
       <w:r>
@@ -615,7 +633,49 @@
       </w:r>
       <w:proofErr w:type="spellEnd"/>
       <w:r>
-        <w:t xml:space="preserve"> with schema.</w:t>
+        <w:t xml:space="preserve"> with </w:t>
+      </w:r>
+      <w:r>
+        <w:rPr>
+          <w:rStyle w:val="Strong"/>
+        </w:rPr>
+        <w:t>explicit schema and data type casting</w:t>
+      </w:r>
+      <w:r>
+        <w:t xml:space="preserve"> (e.g., </w:t>
+      </w:r>
+      <w:proofErr w:type="spellStart"/>
+      <w:r>
+        <w:rPr>
+          <w:rStyle w:val="HTMLCode"/>
+        </w:rPr>
+        <w:t>TimestampType</w:t>
+      </w:r>
+      <w:proofErr w:type="spellEnd"/>
+      <w:r>
+        <w:t xml:space="preserve"> for </w:t>
+      </w:r>
+      <w:proofErr w:type="spellStart"/>
+      <w:r>
+        <w:rPr>
+          <w:rStyle w:val="HTMLCode"/>
+        </w:rPr>
+        <w:t>order_date</w:t>
+      </w:r>
+      <w:proofErr w:type="spellEnd"/>
+      <w:r>
+        <w:t xml:space="preserve">, </w:t>
+      </w:r>
+      <w:proofErr w:type="spellStart"/>
+      <w:r>
+        <w:rPr>
+          <w:rStyle w:val="HTMLCode"/>
+        </w:rPr>
+        <w:t>DoubleType</w:t>
+      </w:r>
+      <w:proofErr w:type="spellEnd"/>
+      <w:r>
+        <w:t xml:space="preserve"> for price).</w:t>
       </w:r>
     </w:p>
     <w:p>
@@ -623,11 +683,11 @@
         <w:pStyle w:val="NormalWeb"/>
         <w:numPr>
           <w:ilvl w:val="0"/>
-          <w:numId w:val="4"/>
+          <w:numId w:val="8"/>
         </w:numPr>
       </w:pPr>
       <w:r>
-        <w:t xml:space="preserve">Add new columns such as </w:t>
+        <w:t xml:space="preserve">Add a new column </w:t>
       </w:r>
       <w:proofErr w:type="spellStart"/>
       <w:r>
@@ -652,11 +712,11 @@
         <w:pStyle w:val="NormalWeb"/>
         <w:numPr>
           <w:ilvl w:val="0"/>
-          <w:numId w:val="4"/>
+          <w:numId w:val="8"/>
         </w:numPr>
       </w:pPr>
       <w:r>
-        <w:t xml:space="preserve">Extract date, hour, and weekday from </w:t>
+        <w:t xml:space="preserve">Extract new columns from </w:t>
       </w:r>
       <w:proofErr w:type="spellStart"/>
       <w:r>
@@ -667,28 +727,179 @@
       </w:r>
       <w:proofErr w:type="spellEnd"/>
       <w:r>
-        <w:t>.</w:t>
-      </w:r>
+        <w:t>:</w:t>
+      </w:r>
+    </w:p>
+    <w:p>
+      <w:pPr>
+        <w:pStyle w:val="NormalWeb"/>
+        <w:numPr>
+          <w:ilvl w:val="1"/>
+          <w:numId w:val="8"/>
+        </w:numPr>
+      </w:pPr>
+      <w:proofErr w:type="spellStart"/>
+      <w:r>
+        <w:rPr>
+          <w:rStyle w:val="HTMLCode"/>
+        </w:rPr>
+        <w:t>order_hour</w:t>
+      </w:r>
+      <w:proofErr w:type="spellEnd"/>
+      <w:r>
+        <w:t xml:space="preserve"> (integer),</w:t>
+      </w:r>
+    </w:p>
+    <w:p>
+      <w:pPr>
+        <w:pStyle w:val="NormalWeb"/>
+        <w:numPr>
+          <w:ilvl w:val="1"/>
+          <w:numId w:val="8"/>
+        </w:numPr>
+      </w:pPr>
+      <w:proofErr w:type="spellStart"/>
+      <w:r>
+        <w:rPr>
+          <w:rStyle w:val="HTMLCode"/>
+        </w:rPr>
+        <w:t>order_dayofweek</w:t>
+      </w:r>
+      <w:proofErr w:type="spellEnd"/>
+      <w:r>
+        <w:t xml:space="preserve"> (1=Sunday to 7=Saturday),</w:t>
+      </w:r>
+    </w:p>
+    <w:p>
+      <w:pPr>
+        <w:pStyle w:val="NormalWeb"/>
+        <w:numPr>
+          <w:ilvl w:val="1"/>
+          <w:numId w:val="8"/>
+        </w:numPr>
+      </w:pPr>
+      <w:proofErr w:type="spellStart"/>
+      <w:r>
+        <w:rPr>
+          <w:rStyle w:val="HTMLCode"/>
+        </w:rPr>
+        <w:t>order_month</w:t>
+      </w:r>
+      <w:proofErr w:type="spellEnd"/>
     </w:p>
     <w:p>
       <w:pPr>
         <w:pStyle w:val="NormalWeb"/>
         <w:numPr>
           <w:ilvl w:val="0"/>
-          <w:numId w:val="4"/>
+          <w:numId w:val="8"/>
         </w:numPr>
       </w:pPr>
       <w:r>
-        <w:t xml:space="preserve">Join with </w:t>
+        <w:lastRenderedPageBreak/>
+        <w:t xml:space="preserve">Use </w:t>
       </w:r>
       <w:r>
         <w:rPr>
           <w:rStyle w:val="HTMLCode"/>
         </w:rPr>
-        <w:t>users</w:t>
-      </w:r>
-      <w:r>
-        <w:t xml:space="preserve"> to get user demographics.</w:t>
+        <w:t>when</w:t>
+      </w:r>
+      <w:r>
+        <w:t xml:space="preserve"> and </w:t>
+      </w:r>
+      <w:r>
+        <w:rPr>
+          <w:rStyle w:val="HTMLCode"/>
+        </w:rPr>
+        <w:t>otherwise</w:t>
+      </w:r>
+      <w:r>
+        <w:t xml:space="preserve"> to categorize each order as:</w:t>
+      </w:r>
+    </w:p>
+    <w:p>
+      <w:pPr>
+        <w:pStyle w:val="NormalWeb"/>
+        <w:numPr>
+          <w:ilvl w:val="1"/>
+          <w:numId w:val="8"/>
+        </w:numPr>
+      </w:pPr>
+      <w:r>
+        <w:rPr>
+          <w:rStyle w:val="HTMLCode"/>
+        </w:rPr>
+        <w:t>'High'</w:t>
+      </w:r>
+      <w:r>
+        <w:t xml:space="preserve"> if </w:t>
+      </w:r>
+      <w:proofErr w:type="spellStart"/>
+      <w:r>
+        <w:t>total_amount</w:t>
+      </w:r>
+      <w:proofErr w:type="spellEnd"/>
+      <w:r>
+        <w:t xml:space="preserve"> &gt; 3000</w:t>
+      </w:r>
+    </w:p>
+    <w:p>
+      <w:pPr>
+        <w:pStyle w:val="NormalWeb"/>
+        <w:numPr>
+          <w:ilvl w:val="1"/>
+          <w:numId w:val="8"/>
+        </w:numPr>
+      </w:pPr>
+      <w:r>
+        <w:rPr>
+          <w:rStyle w:val="HTMLCode"/>
+        </w:rPr>
+        <w:t>'Medium'</w:t>
+      </w:r>
+      <w:r>
+        <w:t xml:space="preserve"> if between 1000 and 3000</w:t>
+      </w:r>
+    </w:p>
+    <w:p>
+      <w:pPr>
+        <w:pStyle w:val="NormalWeb"/>
+        <w:numPr>
+          <w:ilvl w:val="1"/>
+          <w:numId w:val="8"/>
+        </w:numPr>
+      </w:pPr>
+      <w:r>
+        <w:rPr>
+          <w:rStyle w:val="HTMLCode"/>
+        </w:rPr>
+        <w:t>'Low'</w:t>
+      </w:r>
+      <w:r>
+        <w:t xml:space="preserve"> otherwise</w:t>
+      </w:r>
+      <w:r>
+        <w:br/>
+        <w:t xml:space="preserve">Store this in a column named </w:t>
+      </w:r>
+      <w:proofErr w:type="spellStart"/>
+      <w:r>
+        <w:rPr>
+          <w:rStyle w:val="HTMLCode"/>
+        </w:rPr>
+        <w:t>order_value_segment</w:t>
+      </w:r>
+      <w:proofErr w:type="spellEnd"/>
+      <w:r>
+        <w:t>.</w:t>
+      </w:r>
+    </w:p>
+    <w:p>
+      <w:r>
+        <w:pict>
+          <v:rect id="_x0000_i1027" style="width:0;height:1.5pt" o:hralign="center" o:hrstd="t" o:hr="t" fillcolor="#a0a0a0" stroked="f"/>
+        </w:pict>
       </w:r>
     </w:p>
     <w:p>
@@ -699,10 +910,10 @@
         <w:rPr>
           <w:rFonts w:ascii="Cambria" w:hAnsi="Cambria" w:cs="Cambria"/>
         </w:rPr>
-        <w:t>✅</w:t>
-      </w:r>
-      <w:r>
-        <w:t xml:space="preserve"> </w:t>
+        <w:t>🔷</w:t>
+      </w:r>
+      <w:r>
+        <w:t xml:space="preserve"> C. </w:t>
       </w:r>
       <w:r>
         <w:rPr>
@@ -710,10 +921,7 @@
           <w:b/>
           <w:bCs/>
         </w:rPr>
-        <w:t>Using Spark SQL</w:t>
-      </w:r>
-      <w:r>
-        <w:t>:</w:t>
+        <w:t>Performance Tuning</w:t>
       </w:r>
     </w:p>
     <w:p>
@@ -721,19 +929,28 @@
         <w:pStyle w:val="NormalWeb"/>
         <w:numPr>
           <w:ilvl w:val="0"/>
-          <w:numId w:val="5"/>
+          <w:numId w:val="9"/>
         </w:numPr>
       </w:pPr>
       <w:r>
-        <w:t xml:space="preserve">Register the </w:t>
+        <w:t xml:space="preserve">Repartition the orders </w:t>
       </w:r>
       <w:proofErr w:type="spellStart"/>
       <w:r>
-        <w:t>DataFrames</w:t>
+        <w:t>DataFrame</w:t>
       </w:r>
       <w:proofErr w:type="spellEnd"/>
       <w:r>
-        <w:t xml:space="preserve"> as temporary SQL tables.</w:t>
+        <w:t xml:space="preserve"> based on </w:t>
+      </w:r>
+      <w:r>
+        <w:rPr>
+          <w:rStyle w:val="HTMLCode"/>
+        </w:rPr>
+        <w:t>city</w:t>
+      </w:r>
+      <w:r>
+        <w:t xml:space="preserve"> to optimize future aggregations.</w:t>
       </w:r>
     </w:p>
     <w:p>
@@ -741,87 +958,388 @@
         <w:pStyle w:val="NormalWeb"/>
         <w:numPr>
           <w:ilvl w:val="0"/>
-          <w:numId w:val="5"/>
+          <w:numId w:val="9"/>
         </w:numPr>
       </w:pPr>
       <w:r>
-        <w:t>SQL queries to find:</w:t>
+        <w:t xml:space="preserve">Before writing results to disk, use </w:t>
+      </w:r>
+      <w:r>
+        <w:rPr>
+          <w:rStyle w:val="HTMLCode"/>
+        </w:rPr>
+        <w:t>.coalesce(1)</w:t>
+      </w:r>
+      <w:r>
+        <w:t xml:space="preserve"> to reduce file output for smaller partitions.</w:t>
+      </w:r>
+    </w:p>
+    <w:p>
+      <w:r>
+        <w:pict>
+          <v:rect id="_x0000_i1028" style="width:0;height:1.5pt" o:hralign="center" o:hrstd="t" o:hr="t" fillcolor="#a0a0a0" stroked="f"/>
+        </w:pict>
+      </w:r>
+    </w:p>
+    <w:p>
+      <w:pPr>
+        <w:pStyle w:val="Heading3"/>
+      </w:pPr>
+      <w:r>
+        <w:rPr>
+          <w:rFonts w:ascii="Cambria" w:hAnsi="Cambria" w:cs="Cambria"/>
+        </w:rPr>
+        <w:t>🔷</w:t>
+      </w:r>
+      <w:r>
+        <w:t xml:space="preserve"> D. </w:t>
+      </w:r>
+      <w:r>
+        <w:rPr>
+          <w:rStyle w:val="Strong"/>
+          <w:b/>
+          <w:bCs/>
+        </w:rPr>
+        <w:t>Window Functions</w:t>
       </w:r>
     </w:p>
     <w:p>
       <w:pPr>
         <w:pStyle w:val="NormalWeb"/>
         <w:numPr>
-          <w:ilvl w:val="1"/>
-          <w:numId w:val="5"/>
+          <w:ilvl w:val="0"/>
+          <w:numId w:val="10"/>
         </w:numPr>
       </w:pPr>
       <w:r>
-        <w:lastRenderedPageBreak/>
-        <w:t>Top 5 products by total sales.</w:t>
+        <w:t xml:space="preserve">Use </w:t>
+      </w:r>
+      <w:r>
+        <w:rPr>
+          <w:rStyle w:val="HTMLCode"/>
+        </w:rPr>
+        <w:t>Window</w:t>
+      </w:r>
+      <w:r>
+        <w:t xml:space="preserve"> functions to:</w:t>
       </w:r>
     </w:p>
     <w:p>
       <w:pPr>
         <w:pStyle w:val="NormalWeb"/>
         <w:numPr>
-          <w:ilvl w:val="1"/>
-          <w:numId w:val="5"/>
+          <w:ilvl w:val="0"/>
+          <w:numId w:val="11"/>
         </w:numPr>
       </w:pPr>
       <w:r>
-        <w:t>Cities with the highest number of orders.</w:t>
+        <w:t xml:space="preserve">Rank the top 3 products by </w:t>
+      </w:r>
+      <w:proofErr w:type="spellStart"/>
+      <w:r>
+        <w:rPr>
+          <w:rStyle w:val="HTMLCode"/>
+        </w:rPr>
+        <w:t>total_amount</w:t>
+      </w:r>
+      <w:proofErr w:type="spellEnd"/>
+      <w:r>
+        <w:t xml:space="preserve"> within each city.</w:t>
       </w:r>
     </w:p>
     <w:p>
       <w:pPr>
         <w:pStyle w:val="NormalWeb"/>
         <w:numPr>
-          <w:ilvl w:val="1"/>
-          <w:numId w:val="5"/>
+          <w:ilvl w:val="0"/>
+          <w:numId w:val="11"/>
         </w:numPr>
       </w:pPr>
       <w:r>
-        <w:t>Peak order hours (by count and revenue).</w:t>
+        <w:t>Calculate cumulative spending (</w:t>
+      </w:r>
+      <w:proofErr w:type="spellStart"/>
+      <w:r>
+        <w:rPr>
+          <w:rStyle w:val="HTMLCode"/>
+        </w:rPr>
+        <w:t>cumulative_total</w:t>
+      </w:r>
+      <w:proofErr w:type="spellEnd"/>
+      <w:r>
+        <w:t>) for each user across all their orders.</w:t>
       </w:r>
     </w:p>
     <w:p>
       <w:pPr>
         <w:pStyle w:val="NormalWeb"/>
         <w:numPr>
-          <w:ilvl w:val="1"/>
-          <w:numId w:val="5"/>
+          <w:ilvl w:val="0"/>
+          <w:numId w:val="11"/>
         </w:numPr>
       </w:pPr>
       <w:r>
-        <w:t>Repeat customers (more than 3 orders).</w:t>
+        <w:t>Compute time difference between consecutive orders of each user.</w:t>
+      </w:r>
+    </w:p>
+    <w:p>
+      <w:r>
+        <w:pict>
+          <v:rect id="_x0000_i1029" style="width:0;height:1.5pt" o:hralign="center" o:hrstd="t" o:hr="t" fillcolor="#a0a0a0" stroked="f"/>
+        </w:pict>
+      </w:r>
+    </w:p>
+    <w:p>
+      <w:pPr>
+        <w:pStyle w:val="Heading3"/>
+      </w:pPr>
+      <w:r>
+        <w:rPr>
+          <w:rFonts w:ascii="Cambria" w:hAnsi="Cambria" w:cs="Cambria"/>
+        </w:rPr>
+        <w:t>🔷</w:t>
+      </w:r>
+      <w:r>
+        <w:t xml:space="preserve"> E. </w:t>
+      </w:r>
+      <w:r>
+        <w:rPr>
+          <w:rStyle w:val="Strong"/>
+          <w:b/>
+          <w:bCs/>
+        </w:rPr>
+        <w:t>Spark SQL Tasks</w:t>
       </w:r>
     </w:p>
     <w:p>
       <w:pPr>
         <w:pStyle w:val="NormalWeb"/>
         <w:numPr>
-          <w:ilvl w:val="1"/>
-          <w:numId w:val="5"/>
+          <w:ilvl w:val="0"/>
+          <w:numId w:val="12"/>
         </w:numPr>
       </w:pPr>
       <w:r>
-        <w:t>Gender-wise spending patterns.</w:t>
+        <w:t xml:space="preserve">Register both </w:t>
+      </w:r>
+      <w:proofErr w:type="spellStart"/>
+      <w:r>
+        <w:t>DataFrames</w:t>
+      </w:r>
+      <w:proofErr w:type="spellEnd"/>
+      <w:r>
+        <w:t xml:space="preserve"> as temp views (</w:t>
+      </w:r>
+      <w:proofErr w:type="spellStart"/>
+      <w:r>
+        <w:rPr>
+          <w:rStyle w:val="HTMLCode"/>
+        </w:rPr>
+        <w:t>orders_tbl</w:t>
+      </w:r>
+      <w:proofErr w:type="spellEnd"/>
+      <w:r>
+        <w:t xml:space="preserve">, </w:t>
+      </w:r>
+      <w:proofErr w:type="spellStart"/>
+      <w:r>
+        <w:rPr>
+          <w:rStyle w:val="HTMLCode"/>
+        </w:rPr>
+        <w:t>users_tbl</w:t>
+      </w:r>
+      <w:proofErr w:type="spellEnd"/>
+      <w:r>
+        <w:t>).</w:t>
+      </w:r>
+    </w:p>
+    <w:p>
+      <w:pPr>
+        <w:pStyle w:val="NormalWeb"/>
+        <w:numPr>
+          <w:ilvl w:val="0"/>
+          <w:numId w:val="12"/>
+        </w:numPr>
+      </w:pPr>
+      <w:r>
+        <w:t>Using SQL:</w:t>
+      </w:r>
+    </w:p>
+    <w:p>
+      <w:pPr>
+        <w:pStyle w:val="NormalWeb"/>
+        <w:numPr>
+          <w:ilvl w:val="0"/>
+          <w:numId w:val="13"/>
+        </w:numPr>
+      </w:pPr>
+      <w:r>
+        <w:t>Find top 5 products by revenue.</w:t>
+      </w:r>
+    </w:p>
+    <w:p>
+      <w:pPr>
+        <w:pStyle w:val="NormalWeb"/>
+        <w:numPr>
+          <w:ilvl w:val="0"/>
+          <w:numId w:val="13"/>
+        </w:numPr>
+      </w:pPr>
+      <w:r>
+        <w:t>Count how many customers placed more than 3 orders (repeat customers).</w:t>
+      </w:r>
+    </w:p>
+    <w:p>
+      <w:pPr>
+        <w:pStyle w:val="NormalWeb"/>
+        <w:numPr>
+          <w:ilvl w:val="0"/>
+          <w:numId w:val="13"/>
+        </w:numPr>
+      </w:pPr>
+      <w:r>
+        <w:t>Find cities with highest total sales.</w:t>
+      </w:r>
+    </w:p>
+    <w:p>
+      <w:pPr>
+        <w:pStyle w:val="NormalWeb"/>
+        <w:numPr>
+          <w:ilvl w:val="0"/>
+          <w:numId w:val="13"/>
+        </w:numPr>
+      </w:pPr>
+      <w:proofErr w:type="spellStart"/>
+      <w:r>
+        <w:t>Analyze</w:t>
+      </w:r>
+      <w:proofErr w:type="spellEnd"/>
+      <w:r>
+        <w:t xml:space="preserve"> average order value by </w:t>
+      </w:r>
+      <w:r>
+        <w:rPr>
+          <w:rStyle w:val="HTMLCode"/>
+        </w:rPr>
+        <w:t>gender</w:t>
+      </w:r>
+      <w:r>
+        <w:t>.</w:t>
+      </w:r>
+    </w:p>
+    <w:p>
+      <w:pPr>
+        <w:pStyle w:val="NormalWeb"/>
+        <w:numPr>
+          <w:ilvl w:val="0"/>
+          <w:numId w:val="13"/>
+        </w:numPr>
+      </w:pPr>
+      <w:r>
+        <w:t>Show peak order hours across all cities.</w:t>
       </w:r>
     </w:p>
     <w:p>
       <w:r>
         <w:pict>
-          <v:rect id="_x0000_i1026" style="width:0;height:1.5pt" o:hralign="center" o:hrstd="t" o:hr="t" fillcolor="#a0a0a0" stroked="f"/>
+          <v:rect id="_x0000_i1030" style="width:0;height:1.5pt" o:hralign="center" o:hrstd="t" o:hr="t" fillcolor="#a0a0a0" stroked="f"/>
         </w:pict>
       </w:r>
     </w:p>
     <w:p>
       <w:pPr>
-        <w:pStyle w:val="Heading2"/>
-      </w:pPr>
+        <w:pStyle w:val="Heading3"/>
+      </w:pPr>
+      <w:r>
+        <w:rPr>
+          <w:rFonts w:ascii="Cambria" w:hAnsi="Cambria" w:cs="Cambria"/>
+        </w:rPr>
+        <w:t>🔷</w:t>
+      </w:r>
+      <w:r>
+        <w:t xml:space="preserve"> F. </w:t>
+      </w:r>
+      <w:r>
+        <w:rPr>
+          <w:rStyle w:val="Strong"/>
+          <w:b/>
+          <w:bCs/>
+        </w:rPr>
+        <w:t>File Output</w:t>
+      </w:r>
+    </w:p>
+    <w:p>
+      <w:pPr>
+        <w:pStyle w:val="NormalWeb"/>
+        <w:numPr>
+          <w:ilvl w:val="0"/>
+          <w:numId w:val="14"/>
+        </w:numPr>
+      </w:pPr>
+      <w:r>
+        <w:t xml:space="preserve">Write the enriched </w:t>
+      </w:r>
+      <w:proofErr w:type="spellStart"/>
+      <w:r>
+        <w:t>DataFrame</w:t>
+      </w:r>
+      <w:proofErr w:type="spellEnd"/>
+      <w:r>
+        <w:t xml:space="preserve"> (with segments and timestamp columns) to disk in:</w:t>
+      </w:r>
+    </w:p>
+    <w:p>
+      <w:pPr>
+        <w:pStyle w:val="NormalWeb"/>
+        <w:numPr>
+          <w:ilvl w:val="0"/>
+          <w:numId w:val="15"/>
+        </w:numPr>
+      </w:pPr>
+      <w:r>
+        <w:t>Parquet format,</w:t>
+      </w:r>
+    </w:p>
+    <w:p>
+      <w:pPr>
+        <w:pStyle w:val="NormalWeb"/>
+        <w:numPr>
+          <w:ilvl w:val="0"/>
+          <w:numId w:val="15"/>
+        </w:numPr>
+      </w:pPr>
+      <w:r>
+        <w:t xml:space="preserve">Partitioned by </w:t>
+      </w:r>
+      <w:proofErr w:type="spellStart"/>
+      <w:r>
+        <w:rPr>
+          <w:rStyle w:val="HTMLCode"/>
+        </w:rPr>
+        <w:t>order_month</w:t>
+      </w:r>
+      <w:proofErr w:type="spellEnd"/>
+      <w:r>
+        <w:t xml:space="preserve"> and </w:t>
+      </w:r>
+      <w:r>
+        <w:rPr>
+          <w:rStyle w:val="HTMLCode"/>
+        </w:rPr>
+        <w:t>city</w:t>
+      </w:r>
+      <w:r>
+        <w:t>.</w:t>
+      </w:r>
+    </w:p>
+    <w:p>
       <w:bookmarkStart w:id="0" w:name="_GoBack"/>
       <w:bookmarkEnd w:id="0"/>
+    </w:p>
+    <w:p>
+      <w:pPr>
+        <w:pStyle w:val="Heading2"/>
+      </w:pPr>
     </w:p>
     <w:p/>
     <w:sectPr>
@@ -837,6 +1355,385 @@
 <file path=word/numbering.xml><?xml version="1.0" encoding="utf-8"?>
 <w:numbering xmlns:wpc="http://schemas.microsoft.com/office/word/2010/wordprocessingCanvas" xmlns:mc="http://schemas.openxmlformats.org/markup-compatibility/2006" xmlns:o="urn:schemas-microsoft-com:office:office" xmlns:r="http://schemas.openxmlformats.org/officeDocument/2006/relationships" xmlns:m="http://schemas.openxmlformats.org/officeDocument/2006/math" xmlns:v="urn:schemas-microsoft-com:vml" xmlns:wp14="http://schemas.microsoft.com/office/word/2010/wordprocessingDrawing" xmlns:wp="http://schemas.openxmlformats.org/drawingml/2006/wordprocessingDrawing" xmlns:w10="urn:schemas-microsoft-com:office:word" xmlns:w="http://schemas.openxmlformats.org/wordprocessingml/2006/main" xmlns:w14="http://schemas.microsoft.com/office/word/2010/wordml" xmlns:wpg="http://schemas.microsoft.com/office/word/2010/wordprocessingGroup" xmlns:wpi="http://schemas.microsoft.com/office/word/2010/wordprocessingInk" xmlns:wne="http://schemas.microsoft.com/office/word/2006/wordml" xmlns:wps="http://schemas.microsoft.com/office/word/2010/wordprocessingShape" mc:Ignorable="w14 wp14">
   <w:abstractNum w:abstractNumId="0">
+    <w:nsid w:val="0182023F"/>
+    <w:multiLevelType w:val="multilevel"/>
+    <w:tmpl w:val="A978DE44"/>
+    <w:lvl w:ilvl="0">
+      <w:start w:val="1"/>
+      <w:numFmt w:val="bullet"/>
+      <w:lvlText w:val=""/>
+      <w:lvlJc w:val="left"/>
+      <w:pPr>
+        <w:tabs>
+          <w:tab w:val="num" w:pos="720"/>
+        </w:tabs>
+        <w:ind w:left="720" w:hanging="360"/>
+      </w:pPr>
+      <w:rPr>
+        <w:rFonts w:ascii="Symbol" w:hAnsi="Symbol" w:hint="default"/>
+        <w:sz w:val="20"/>
+      </w:rPr>
+    </w:lvl>
+    <w:lvl w:ilvl="1" w:tentative="1">
+      <w:start w:val="1"/>
+      <w:numFmt w:val="bullet"/>
+      <w:lvlText w:val="o"/>
+      <w:lvlJc w:val="left"/>
+      <w:pPr>
+        <w:tabs>
+          <w:tab w:val="num" w:pos="1440"/>
+        </w:tabs>
+        <w:ind w:left="1440" w:hanging="360"/>
+      </w:pPr>
+      <w:rPr>
+        <w:rFonts w:ascii="Courier New" w:hAnsi="Courier New" w:hint="default"/>
+        <w:sz w:val="20"/>
+      </w:rPr>
+    </w:lvl>
+    <w:lvl w:ilvl="2" w:tentative="1">
+      <w:start w:val="1"/>
+      <w:numFmt w:val="bullet"/>
+      <w:lvlText w:val=""/>
+      <w:lvlJc w:val="left"/>
+      <w:pPr>
+        <w:tabs>
+          <w:tab w:val="num" w:pos="2160"/>
+        </w:tabs>
+        <w:ind w:left="2160" w:hanging="360"/>
+      </w:pPr>
+      <w:rPr>
+        <w:rFonts w:ascii="Wingdings" w:hAnsi="Wingdings" w:hint="default"/>
+        <w:sz w:val="20"/>
+      </w:rPr>
+    </w:lvl>
+    <w:lvl w:ilvl="3" w:tentative="1">
+      <w:start w:val="1"/>
+      <w:numFmt w:val="bullet"/>
+      <w:lvlText w:val=""/>
+      <w:lvlJc w:val="left"/>
+      <w:pPr>
+        <w:tabs>
+          <w:tab w:val="num" w:pos="2880"/>
+        </w:tabs>
+        <w:ind w:left="2880" w:hanging="360"/>
+      </w:pPr>
+      <w:rPr>
+        <w:rFonts w:ascii="Wingdings" w:hAnsi="Wingdings" w:hint="default"/>
+        <w:sz w:val="20"/>
+      </w:rPr>
+    </w:lvl>
+    <w:lvl w:ilvl="4" w:tentative="1">
+      <w:start w:val="1"/>
+      <w:numFmt w:val="bullet"/>
+      <w:lvlText w:val=""/>
+      <w:lvlJc w:val="left"/>
+      <w:pPr>
+        <w:tabs>
+          <w:tab w:val="num" w:pos="3600"/>
+        </w:tabs>
+        <w:ind w:left="3600" w:hanging="360"/>
+      </w:pPr>
+      <w:rPr>
+        <w:rFonts w:ascii="Wingdings" w:hAnsi="Wingdings" w:hint="default"/>
+        <w:sz w:val="20"/>
+      </w:rPr>
+    </w:lvl>
+    <w:lvl w:ilvl="5" w:tentative="1">
+      <w:start w:val="1"/>
+      <w:numFmt w:val="bullet"/>
+      <w:lvlText w:val=""/>
+      <w:lvlJc w:val="left"/>
+      <w:pPr>
+        <w:tabs>
+          <w:tab w:val="num" w:pos="4320"/>
+        </w:tabs>
+        <w:ind w:left="4320" w:hanging="360"/>
+      </w:pPr>
+      <w:rPr>
+        <w:rFonts w:ascii="Wingdings" w:hAnsi="Wingdings" w:hint="default"/>
+        <w:sz w:val="20"/>
+      </w:rPr>
+    </w:lvl>
+    <w:lvl w:ilvl="6" w:tentative="1">
+      <w:start w:val="1"/>
+      <w:numFmt w:val="bullet"/>
+      <w:lvlText w:val=""/>
+      <w:lvlJc w:val="left"/>
+      <w:pPr>
+        <w:tabs>
+          <w:tab w:val="num" w:pos="5040"/>
+        </w:tabs>
+        <w:ind w:left="5040" w:hanging="360"/>
+      </w:pPr>
+      <w:rPr>
+        <w:rFonts w:ascii="Wingdings" w:hAnsi="Wingdings" w:hint="default"/>
+        <w:sz w:val="20"/>
+      </w:rPr>
+    </w:lvl>
+    <w:lvl w:ilvl="7" w:tentative="1">
+      <w:start w:val="1"/>
+      <w:numFmt w:val="bullet"/>
+      <w:lvlText w:val=""/>
+      <w:lvlJc w:val="left"/>
+      <w:pPr>
+        <w:tabs>
+          <w:tab w:val="num" w:pos="5760"/>
+        </w:tabs>
+        <w:ind w:left="5760" w:hanging="360"/>
+      </w:pPr>
+      <w:rPr>
+        <w:rFonts w:ascii="Wingdings" w:hAnsi="Wingdings" w:hint="default"/>
+        <w:sz w:val="20"/>
+      </w:rPr>
+    </w:lvl>
+    <w:lvl w:ilvl="8" w:tentative="1">
+      <w:start w:val="1"/>
+      <w:numFmt w:val="bullet"/>
+      <w:lvlText w:val=""/>
+      <w:lvlJc w:val="left"/>
+      <w:pPr>
+        <w:tabs>
+          <w:tab w:val="num" w:pos="6480"/>
+        </w:tabs>
+        <w:ind w:left="6480" w:hanging="360"/>
+      </w:pPr>
+      <w:rPr>
+        <w:rFonts w:ascii="Wingdings" w:hAnsi="Wingdings" w:hint="default"/>
+        <w:sz w:val="20"/>
+      </w:rPr>
+    </w:lvl>
+  </w:abstractNum>
+  <w:abstractNum w:abstractNumId="1">
+    <w:nsid w:val="081C4E5D"/>
+    <w:multiLevelType w:val="multilevel"/>
+    <w:tmpl w:val="05D887F8"/>
+    <w:lvl w:ilvl="0">
+      <w:start w:val="12"/>
+      <w:numFmt w:val="decimal"/>
+      <w:lvlText w:val="%1."/>
+      <w:lvlJc w:val="left"/>
+      <w:pPr>
+        <w:tabs>
+          <w:tab w:val="num" w:pos="720"/>
+        </w:tabs>
+        <w:ind w:left="720" w:hanging="360"/>
+      </w:pPr>
+    </w:lvl>
+    <w:lvl w:ilvl="1" w:tentative="1">
+      <w:start w:val="1"/>
+      <w:numFmt w:val="decimal"/>
+      <w:lvlText w:val="%2."/>
+      <w:lvlJc w:val="left"/>
+      <w:pPr>
+        <w:tabs>
+          <w:tab w:val="num" w:pos="1440"/>
+        </w:tabs>
+        <w:ind w:left="1440" w:hanging="360"/>
+      </w:pPr>
+    </w:lvl>
+    <w:lvl w:ilvl="2" w:tentative="1">
+      <w:start w:val="1"/>
+      <w:numFmt w:val="decimal"/>
+      <w:lvlText w:val="%3."/>
+      <w:lvlJc w:val="left"/>
+      <w:pPr>
+        <w:tabs>
+          <w:tab w:val="num" w:pos="2160"/>
+        </w:tabs>
+        <w:ind w:left="2160" w:hanging="360"/>
+      </w:pPr>
+    </w:lvl>
+    <w:lvl w:ilvl="3" w:tentative="1">
+      <w:start w:val="1"/>
+      <w:numFmt w:val="decimal"/>
+      <w:lvlText w:val="%4."/>
+      <w:lvlJc w:val="left"/>
+      <w:pPr>
+        <w:tabs>
+          <w:tab w:val="num" w:pos="2880"/>
+        </w:tabs>
+        <w:ind w:left="2880" w:hanging="360"/>
+      </w:pPr>
+    </w:lvl>
+    <w:lvl w:ilvl="4" w:tentative="1">
+      <w:start w:val="1"/>
+      <w:numFmt w:val="decimal"/>
+      <w:lvlText w:val="%5."/>
+      <w:lvlJc w:val="left"/>
+      <w:pPr>
+        <w:tabs>
+          <w:tab w:val="num" w:pos="3600"/>
+        </w:tabs>
+        <w:ind w:left="3600" w:hanging="360"/>
+      </w:pPr>
+    </w:lvl>
+    <w:lvl w:ilvl="5" w:tentative="1">
+      <w:start w:val="1"/>
+      <w:numFmt w:val="decimal"/>
+      <w:lvlText w:val="%6."/>
+      <w:lvlJc w:val="left"/>
+      <w:pPr>
+        <w:tabs>
+          <w:tab w:val="num" w:pos="4320"/>
+        </w:tabs>
+        <w:ind w:left="4320" w:hanging="360"/>
+      </w:pPr>
+    </w:lvl>
+    <w:lvl w:ilvl="6" w:tentative="1">
+      <w:start w:val="1"/>
+      <w:numFmt w:val="decimal"/>
+      <w:lvlText w:val="%7."/>
+      <w:lvlJc w:val="left"/>
+      <w:pPr>
+        <w:tabs>
+          <w:tab w:val="num" w:pos="5040"/>
+        </w:tabs>
+        <w:ind w:left="5040" w:hanging="360"/>
+      </w:pPr>
+    </w:lvl>
+    <w:lvl w:ilvl="7" w:tentative="1">
+      <w:start w:val="1"/>
+      <w:numFmt w:val="decimal"/>
+      <w:lvlText w:val="%8."/>
+      <w:lvlJc w:val="left"/>
+      <w:pPr>
+        <w:tabs>
+          <w:tab w:val="num" w:pos="5760"/>
+        </w:tabs>
+        <w:ind w:left="5760" w:hanging="360"/>
+      </w:pPr>
+    </w:lvl>
+    <w:lvl w:ilvl="8" w:tentative="1">
+      <w:start w:val="1"/>
+      <w:numFmt w:val="decimal"/>
+      <w:lvlText w:val="%9."/>
+      <w:lvlJc w:val="left"/>
+      <w:pPr>
+        <w:tabs>
+          <w:tab w:val="num" w:pos="6480"/>
+        </w:tabs>
+        <w:ind w:left="6480" w:hanging="360"/>
+      </w:pPr>
+    </w:lvl>
+  </w:abstractNum>
+  <w:abstractNum w:abstractNumId="2">
+    <w:nsid w:val="08845CF3"/>
+    <w:multiLevelType w:val="multilevel"/>
+    <w:tmpl w:val="5E901516"/>
+    <w:lvl w:ilvl="0">
+      <w:start w:val="5"/>
+      <w:numFmt w:val="decimal"/>
+      <w:lvlText w:val="%1."/>
+      <w:lvlJc w:val="left"/>
+      <w:pPr>
+        <w:tabs>
+          <w:tab w:val="num" w:pos="720"/>
+        </w:tabs>
+        <w:ind w:left="720" w:hanging="360"/>
+      </w:pPr>
+    </w:lvl>
+    <w:lvl w:ilvl="1">
+      <w:start w:val="1"/>
+      <w:numFmt w:val="bullet"/>
+      <w:lvlText w:val="o"/>
+      <w:lvlJc w:val="left"/>
+      <w:pPr>
+        <w:tabs>
+          <w:tab w:val="num" w:pos="1440"/>
+        </w:tabs>
+        <w:ind w:left="1440" w:hanging="360"/>
+      </w:pPr>
+      <w:rPr>
+        <w:rFonts w:ascii="Courier New" w:hAnsi="Courier New" w:hint="default"/>
+        <w:sz w:val="20"/>
+      </w:rPr>
+    </w:lvl>
+    <w:lvl w:ilvl="2" w:tentative="1">
+      <w:start w:val="1"/>
+      <w:numFmt w:val="decimal"/>
+      <w:lvlText w:val="%3."/>
+      <w:lvlJc w:val="left"/>
+      <w:pPr>
+        <w:tabs>
+          <w:tab w:val="num" w:pos="2160"/>
+        </w:tabs>
+        <w:ind w:left="2160" w:hanging="360"/>
+      </w:pPr>
+    </w:lvl>
+    <w:lvl w:ilvl="3" w:tentative="1">
+      <w:start w:val="1"/>
+      <w:numFmt w:val="decimal"/>
+      <w:lvlText w:val="%4."/>
+      <w:lvlJc w:val="left"/>
+      <w:pPr>
+        <w:tabs>
+          <w:tab w:val="num" w:pos="2880"/>
+        </w:tabs>
+        <w:ind w:left="2880" w:hanging="360"/>
+      </w:pPr>
+    </w:lvl>
+    <w:lvl w:ilvl="4" w:tentative="1">
+      <w:start w:val="1"/>
+      <w:numFmt w:val="decimal"/>
+      <w:lvlText w:val="%5."/>
+      <w:lvlJc w:val="left"/>
+      <w:pPr>
+        <w:tabs>
+          <w:tab w:val="num" w:pos="3600"/>
+        </w:tabs>
+        <w:ind w:left="3600" w:hanging="360"/>
+      </w:pPr>
+    </w:lvl>
+    <w:lvl w:ilvl="5" w:tentative="1">
+      <w:start w:val="1"/>
+      <w:numFmt w:val="decimal"/>
+      <w:lvlText w:val="%6."/>
+      <w:lvlJc w:val="left"/>
+      <w:pPr>
+        <w:tabs>
+          <w:tab w:val="num" w:pos="4320"/>
+        </w:tabs>
+        <w:ind w:left="4320" w:hanging="360"/>
+      </w:pPr>
+    </w:lvl>
+    <w:lvl w:ilvl="6" w:tentative="1">
+      <w:start w:val="1"/>
+      <w:numFmt w:val="decimal"/>
+      <w:lvlText w:val="%7."/>
+      <w:lvlJc w:val="left"/>
+      <w:pPr>
+        <w:tabs>
+          <w:tab w:val="num" w:pos="5040"/>
+        </w:tabs>
+        <w:ind w:left="5040" w:hanging="360"/>
+      </w:pPr>
+    </w:lvl>
+    <w:lvl w:ilvl="7" w:tentative="1">
+      <w:start w:val="1"/>
+      <w:numFmt w:val="decimal"/>
+      <w:lvlText w:val="%8."/>
+      <w:lvlJc w:val="left"/>
+      <w:pPr>
+        <w:tabs>
+          <w:tab w:val="num" w:pos="5760"/>
+        </w:tabs>
+        <w:ind w:left="5760" w:hanging="360"/>
+      </w:pPr>
+    </w:lvl>
+    <w:lvl w:ilvl="8" w:tentative="1">
+      <w:start w:val="1"/>
+      <w:numFmt w:val="decimal"/>
+      <w:lvlText w:val="%9."/>
+      <w:lvlJc w:val="left"/>
+      <w:pPr>
+        <w:tabs>
+          <w:tab w:val="num" w:pos="6480"/>
+        </w:tabs>
+        <w:ind w:left="6480" w:hanging="360"/>
+      </w:pPr>
+    </w:lvl>
+  </w:abstractNum>
+  <w:abstractNum w:abstractNumId="3">
     <w:nsid w:val="1ACA68E2"/>
     <w:multiLevelType w:val="multilevel"/>
     <w:tmpl w:val="074E7742"/>
@@ -985,7 +1882,269 @@
       </w:rPr>
     </w:lvl>
   </w:abstractNum>
-  <w:abstractNum w:abstractNumId="1">
+  <w:abstractNum w:abstractNumId="4">
+    <w:nsid w:val="213F3229"/>
+    <w:multiLevelType w:val="multilevel"/>
+    <w:tmpl w:val="10B43486"/>
+    <w:lvl w:ilvl="0">
+      <w:start w:val="11"/>
+      <w:numFmt w:val="decimal"/>
+      <w:lvlText w:val="%1."/>
+      <w:lvlJc w:val="left"/>
+      <w:pPr>
+        <w:tabs>
+          <w:tab w:val="num" w:pos="720"/>
+        </w:tabs>
+        <w:ind w:left="720" w:hanging="360"/>
+      </w:pPr>
+    </w:lvl>
+    <w:lvl w:ilvl="1" w:tentative="1">
+      <w:start w:val="1"/>
+      <w:numFmt w:val="decimal"/>
+      <w:lvlText w:val="%2."/>
+      <w:lvlJc w:val="left"/>
+      <w:pPr>
+        <w:tabs>
+          <w:tab w:val="num" w:pos="1440"/>
+        </w:tabs>
+        <w:ind w:left="1440" w:hanging="360"/>
+      </w:pPr>
+    </w:lvl>
+    <w:lvl w:ilvl="2" w:tentative="1">
+      <w:start w:val="1"/>
+      <w:numFmt w:val="decimal"/>
+      <w:lvlText w:val="%3."/>
+      <w:lvlJc w:val="left"/>
+      <w:pPr>
+        <w:tabs>
+          <w:tab w:val="num" w:pos="2160"/>
+        </w:tabs>
+        <w:ind w:left="2160" w:hanging="360"/>
+      </w:pPr>
+    </w:lvl>
+    <w:lvl w:ilvl="3" w:tentative="1">
+      <w:start w:val="1"/>
+      <w:numFmt w:val="decimal"/>
+      <w:lvlText w:val="%4."/>
+      <w:lvlJc w:val="left"/>
+      <w:pPr>
+        <w:tabs>
+          <w:tab w:val="num" w:pos="2880"/>
+        </w:tabs>
+        <w:ind w:left="2880" w:hanging="360"/>
+      </w:pPr>
+    </w:lvl>
+    <w:lvl w:ilvl="4" w:tentative="1">
+      <w:start w:val="1"/>
+      <w:numFmt w:val="decimal"/>
+      <w:lvlText w:val="%5."/>
+      <w:lvlJc w:val="left"/>
+      <w:pPr>
+        <w:tabs>
+          <w:tab w:val="num" w:pos="3600"/>
+        </w:tabs>
+        <w:ind w:left="3600" w:hanging="360"/>
+      </w:pPr>
+    </w:lvl>
+    <w:lvl w:ilvl="5" w:tentative="1">
+      <w:start w:val="1"/>
+      <w:numFmt w:val="decimal"/>
+      <w:lvlText w:val="%6."/>
+      <w:lvlJc w:val="left"/>
+      <w:pPr>
+        <w:tabs>
+          <w:tab w:val="num" w:pos="4320"/>
+        </w:tabs>
+        <w:ind w:left="4320" w:hanging="360"/>
+      </w:pPr>
+    </w:lvl>
+    <w:lvl w:ilvl="6" w:tentative="1">
+      <w:start w:val="1"/>
+      <w:numFmt w:val="decimal"/>
+      <w:lvlText w:val="%7."/>
+      <w:lvlJc w:val="left"/>
+      <w:pPr>
+        <w:tabs>
+          <w:tab w:val="num" w:pos="5040"/>
+        </w:tabs>
+        <w:ind w:left="5040" w:hanging="360"/>
+      </w:pPr>
+    </w:lvl>
+    <w:lvl w:ilvl="7" w:tentative="1">
+      <w:start w:val="1"/>
+      <w:numFmt w:val="decimal"/>
+      <w:lvlText w:val="%8."/>
+      <w:lvlJc w:val="left"/>
+      <w:pPr>
+        <w:tabs>
+          <w:tab w:val="num" w:pos="5760"/>
+        </w:tabs>
+        <w:ind w:left="5760" w:hanging="360"/>
+      </w:pPr>
+    </w:lvl>
+    <w:lvl w:ilvl="8" w:tentative="1">
+      <w:start w:val="1"/>
+      <w:numFmt w:val="decimal"/>
+      <w:lvlText w:val="%9."/>
+      <w:lvlJc w:val="left"/>
+      <w:pPr>
+        <w:tabs>
+          <w:tab w:val="num" w:pos="6480"/>
+        </w:tabs>
+        <w:ind w:left="6480" w:hanging="360"/>
+      </w:pPr>
+    </w:lvl>
+  </w:abstractNum>
+  <w:abstractNum w:abstractNumId="5">
+    <w:nsid w:val="21D64517"/>
+    <w:multiLevelType w:val="multilevel"/>
+    <w:tmpl w:val="7BF6271E"/>
+    <w:lvl w:ilvl="0">
+      <w:start w:val="1"/>
+      <w:numFmt w:val="bullet"/>
+      <w:lvlText w:val=""/>
+      <w:lvlJc w:val="left"/>
+      <w:pPr>
+        <w:tabs>
+          <w:tab w:val="num" w:pos="720"/>
+        </w:tabs>
+        <w:ind w:left="720" w:hanging="360"/>
+      </w:pPr>
+      <w:rPr>
+        <w:rFonts w:ascii="Symbol" w:hAnsi="Symbol" w:hint="default"/>
+        <w:sz w:val="20"/>
+      </w:rPr>
+    </w:lvl>
+    <w:lvl w:ilvl="1" w:tentative="1">
+      <w:start w:val="1"/>
+      <w:numFmt w:val="bullet"/>
+      <w:lvlText w:val="o"/>
+      <w:lvlJc w:val="left"/>
+      <w:pPr>
+        <w:tabs>
+          <w:tab w:val="num" w:pos="1440"/>
+        </w:tabs>
+        <w:ind w:left="1440" w:hanging="360"/>
+      </w:pPr>
+      <w:rPr>
+        <w:rFonts w:ascii="Courier New" w:hAnsi="Courier New" w:hint="default"/>
+        <w:sz w:val="20"/>
+      </w:rPr>
+    </w:lvl>
+    <w:lvl w:ilvl="2" w:tentative="1">
+      <w:start w:val="1"/>
+      <w:numFmt w:val="bullet"/>
+      <w:lvlText w:val=""/>
+      <w:lvlJc w:val="left"/>
+      <w:pPr>
+        <w:tabs>
+          <w:tab w:val="num" w:pos="2160"/>
+        </w:tabs>
+        <w:ind w:left="2160" w:hanging="360"/>
+      </w:pPr>
+      <w:rPr>
+        <w:rFonts w:ascii="Wingdings" w:hAnsi="Wingdings" w:hint="default"/>
+        <w:sz w:val="20"/>
+      </w:rPr>
+    </w:lvl>
+    <w:lvl w:ilvl="3" w:tentative="1">
+      <w:start w:val="1"/>
+      <w:numFmt w:val="bullet"/>
+      <w:lvlText w:val=""/>
+      <w:lvlJc w:val="left"/>
+      <w:pPr>
+        <w:tabs>
+          <w:tab w:val="num" w:pos="2880"/>
+        </w:tabs>
+        <w:ind w:left="2880" w:hanging="360"/>
+      </w:pPr>
+      <w:rPr>
+        <w:rFonts w:ascii="Wingdings" w:hAnsi="Wingdings" w:hint="default"/>
+        <w:sz w:val="20"/>
+      </w:rPr>
+    </w:lvl>
+    <w:lvl w:ilvl="4" w:tentative="1">
+      <w:start w:val="1"/>
+      <w:numFmt w:val="bullet"/>
+      <w:lvlText w:val=""/>
+      <w:lvlJc w:val="left"/>
+      <w:pPr>
+        <w:tabs>
+          <w:tab w:val="num" w:pos="3600"/>
+        </w:tabs>
+        <w:ind w:left="3600" w:hanging="360"/>
+      </w:pPr>
+      <w:rPr>
+        <w:rFonts w:ascii="Wingdings" w:hAnsi="Wingdings" w:hint="default"/>
+        <w:sz w:val="20"/>
+      </w:rPr>
+    </w:lvl>
+    <w:lvl w:ilvl="5" w:tentative="1">
+      <w:start w:val="1"/>
+      <w:numFmt w:val="bullet"/>
+      <w:lvlText w:val=""/>
+      <w:lvlJc w:val="left"/>
+      <w:pPr>
+        <w:tabs>
+          <w:tab w:val="num" w:pos="4320"/>
+        </w:tabs>
+        <w:ind w:left="4320" w:hanging="360"/>
+      </w:pPr>
+      <w:rPr>
+        <w:rFonts w:ascii="Wingdings" w:hAnsi="Wingdings" w:hint="default"/>
+        <w:sz w:val="20"/>
+      </w:rPr>
+    </w:lvl>
+    <w:lvl w:ilvl="6" w:tentative="1">
+      <w:start w:val="1"/>
+      <w:numFmt w:val="bullet"/>
+      <w:lvlText w:val=""/>
+      <w:lvlJc w:val="left"/>
+      <w:pPr>
+        <w:tabs>
+          <w:tab w:val="num" w:pos="5040"/>
+        </w:tabs>
+        <w:ind w:left="5040" w:hanging="360"/>
+      </w:pPr>
+      <w:rPr>
+        <w:rFonts w:ascii="Wingdings" w:hAnsi="Wingdings" w:hint="default"/>
+        <w:sz w:val="20"/>
+      </w:rPr>
+    </w:lvl>
+    <w:lvl w:ilvl="7" w:tentative="1">
+      <w:start w:val="1"/>
+      <w:numFmt w:val="bullet"/>
+      <w:lvlText w:val=""/>
+      <w:lvlJc w:val="left"/>
+      <w:pPr>
+        <w:tabs>
+          <w:tab w:val="num" w:pos="5760"/>
+        </w:tabs>
+        <w:ind w:left="5760" w:hanging="360"/>
+      </w:pPr>
+      <w:rPr>
+        <w:rFonts w:ascii="Wingdings" w:hAnsi="Wingdings" w:hint="default"/>
+        <w:sz w:val="20"/>
+      </w:rPr>
+    </w:lvl>
+    <w:lvl w:ilvl="8" w:tentative="1">
+      <w:start w:val="1"/>
+      <w:numFmt w:val="bullet"/>
+      <w:lvlText w:val=""/>
+      <w:lvlJc w:val="left"/>
+      <w:pPr>
+        <w:tabs>
+          <w:tab w:val="num" w:pos="6480"/>
+        </w:tabs>
+        <w:ind w:left="6480" w:hanging="360"/>
+      </w:pPr>
+      <w:rPr>
+        <w:rFonts w:ascii="Wingdings" w:hAnsi="Wingdings" w:hint="default"/>
+        <w:sz w:val="20"/>
+      </w:rPr>
+    </w:lvl>
+  </w:abstractNum>
+  <w:abstractNum w:abstractNumId="6">
     <w:nsid w:val="24C6063E"/>
     <w:multiLevelType w:val="multilevel"/>
     <w:tmpl w:val="504E1630"/>
@@ -1098,7 +2257,120 @@
       </w:pPr>
     </w:lvl>
   </w:abstractNum>
-  <w:abstractNum w:abstractNumId="2">
+  <w:abstractNum w:abstractNumId="7">
+    <w:nsid w:val="24CF4950"/>
+    <w:multiLevelType w:val="multilevel"/>
+    <w:tmpl w:val="AFC6B09E"/>
+    <w:lvl w:ilvl="0">
+      <w:start w:val="9"/>
+      <w:numFmt w:val="decimal"/>
+      <w:lvlText w:val="%1."/>
+      <w:lvlJc w:val="left"/>
+      <w:pPr>
+        <w:tabs>
+          <w:tab w:val="num" w:pos="720"/>
+        </w:tabs>
+        <w:ind w:left="720" w:hanging="360"/>
+      </w:pPr>
+    </w:lvl>
+    <w:lvl w:ilvl="1" w:tentative="1">
+      <w:start w:val="1"/>
+      <w:numFmt w:val="decimal"/>
+      <w:lvlText w:val="%2."/>
+      <w:lvlJc w:val="left"/>
+      <w:pPr>
+        <w:tabs>
+          <w:tab w:val="num" w:pos="1440"/>
+        </w:tabs>
+        <w:ind w:left="1440" w:hanging="360"/>
+      </w:pPr>
+    </w:lvl>
+    <w:lvl w:ilvl="2" w:tentative="1">
+      <w:start w:val="1"/>
+      <w:numFmt w:val="decimal"/>
+      <w:lvlText w:val="%3."/>
+      <w:lvlJc w:val="left"/>
+      <w:pPr>
+        <w:tabs>
+          <w:tab w:val="num" w:pos="2160"/>
+        </w:tabs>
+        <w:ind w:left="2160" w:hanging="360"/>
+      </w:pPr>
+    </w:lvl>
+    <w:lvl w:ilvl="3" w:tentative="1">
+      <w:start w:val="1"/>
+      <w:numFmt w:val="decimal"/>
+      <w:lvlText w:val="%4."/>
+      <w:lvlJc w:val="left"/>
+      <w:pPr>
+        <w:tabs>
+          <w:tab w:val="num" w:pos="2880"/>
+        </w:tabs>
+        <w:ind w:left="2880" w:hanging="360"/>
+      </w:pPr>
+    </w:lvl>
+    <w:lvl w:ilvl="4" w:tentative="1">
+      <w:start w:val="1"/>
+      <w:numFmt w:val="decimal"/>
+      <w:lvlText w:val="%5."/>
+      <w:lvlJc w:val="left"/>
+      <w:pPr>
+        <w:tabs>
+          <w:tab w:val="num" w:pos="3600"/>
+        </w:tabs>
+        <w:ind w:left="3600" w:hanging="360"/>
+      </w:pPr>
+    </w:lvl>
+    <w:lvl w:ilvl="5" w:tentative="1">
+      <w:start w:val="1"/>
+      <w:numFmt w:val="decimal"/>
+      <w:lvlText w:val="%6."/>
+      <w:lvlJc w:val="left"/>
+      <w:pPr>
+        <w:tabs>
+          <w:tab w:val="num" w:pos="4320"/>
+        </w:tabs>
+        <w:ind w:left="4320" w:hanging="360"/>
+      </w:pPr>
+    </w:lvl>
+    <w:lvl w:ilvl="6" w:tentative="1">
+      <w:start w:val="1"/>
+      <w:numFmt w:val="decimal"/>
+      <w:lvlText w:val="%7."/>
+      <w:lvlJc w:val="left"/>
+      <w:pPr>
+        <w:tabs>
+          <w:tab w:val="num" w:pos="5040"/>
+        </w:tabs>
+        <w:ind w:left="5040" w:hanging="360"/>
+      </w:pPr>
+    </w:lvl>
+    <w:lvl w:ilvl="7" w:tentative="1">
+      <w:start w:val="1"/>
+      <w:numFmt w:val="decimal"/>
+      <w:lvlText w:val="%8."/>
+      <w:lvlJc w:val="left"/>
+      <w:pPr>
+        <w:tabs>
+          <w:tab w:val="num" w:pos="5760"/>
+        </w:tabs>
+        <w:ind w:left="5760" w:hanging="360"/>
+      </w:pPr>
+    </w:lvl>
+    <w:lvl w:ilvl="8" w:tentative="1">
+      <w:start w:val="1"/>
+      <w:numFmt w:val="decimal"/>
+      <w:lvlText w:val="%9."/>
+      <w:lvlJc w:val="left"/>
+      <w:pPr>
+        <w:tabs>
+          <w:tab w:val="num" w:pos="6480"/>
+        </w:tabs>
+        <w:ind w:left="6480" w:hanging="360"/>
+      </w:pPr>
+    </w:lvl>
+  </w:abstractNum>
+  <w:abstractNum w:abstractNumId="8">
     <w:nsid w:val="2C0C77FA"/>
     <w:multiLevelType w:val="multilevel"/>
     <w:tmpl w:val="1A0223C8"/>
@@ -1247,7 +2519,7 @@
       </w:rPr>
     </w:lvl>
   </w:abstractNum>
-  <w:abstractNum w:abstractNumId="3">
+  <w:abstractNum w:abstractNumId="9">
     <w:nsid w:val="321B62AA"/>
     <w:multiLevelType w:val="multilevel"/>
     <w:tmpl w:val="B1F6CA3C"/>
@@ -1396,7 +2668,120 @@
       </w:rPr>
     </w:lvl>
   </w:abstractNum>
-  <w:abstractNum w:abstractNumId="4">
+  <w:abstractNum w:abstractNumId="10">
+    <w:nsid w:val="3AAF13A4"/>
+    <w:multiLevelType w:val="multilevel"/>
+    <w:tmpl w:val="6A501AC2"/>
+    <w:lvl w:ilvl="0">
+      <w:start w:val="14"/>
+      <w:numFmt w:val="decimal"/>
+      <w:lvlText w:val="%1."/>
+      <w:lvlJc w:val="left"/>
+      <w:pPr>
+        <w:tabs>
+          <w:tab w:val="num" w:pos="720"/>
+        </w:tabs>
+        <w:ind w:left="720" w:hanging="360"/>
+      </w:pPr>
+    </w:lvl>
+    <w:lvl w:ilvl="1" w:tentative="1">
+      <w:start w:val="1"/>
+      <w:numFmt w:val="decimal"/>
+      <w:lvlText w:val="%2."/>
+      <w:lvlJc w:val="left"/>
+      <w:pPr>
+        <w:tabs>
+          <w:tab w:val="num" w:pos="1440"/>
+        </w:tabs>
+        <w:ind w:left="1440" w:hanging="360"/>
+      </w:pPr>
+    </w:lvl>
+    <w:lvl w:ilvl="2" w:tentative="1">
+      <w:start w:val="1"/>
+      <w:numFmt w:val="decimal"/>
+      <w:lvlText w:val="%3."/>
+      <w:lvlJc w:val="left"/>
+      <w:pPr>
+        <w:tabs>
+          <w:tab w:val="num" w:pos="2160"/>
+        </w:tabs>
+        <w:ind w:left="2160" w:hanging="360"/>
+      </w:pPr>
+    </w:lvl>
+    <w:lvl w:ilvl="3" w:tentative="1">
+      <w:start w:val="1"/>
+      <w:numFmt w:val="decimal"/>
+      <w:lvlText w:val="%4."/>
+      <w:lvlJc w:val="left"/>
+      <w:pPr>
+        <w:tabs>
+          <w:tab w:val="num" w:pos="2880"/>
+        </w:tabs>
+        <w:ind w:left="2880" w:hanging="360"/>
+      </w:pPr>
+    </w:lvl>
+    <w:lvl w:ilvl="4" w:tentative="1">
+      <w:start w:val="1"/>
+      <w:numFmt w:val="decimal"/>
+      <w:lvlText w:val="%5."/>
+      <w:lvlJc w:val="left"/>
+      <w:pPr>
+        <w:tabs>
+          <w:tab w:val="num" w:pos="3600"/>
+        </w:tabs>
+        <w:ind w:left="3600" w:hanging="360"/>
+      </w:pPr>
+    </w:lvl>
+    <w:lvl w:ilvl="5" w:tentative="1">
+      <w:start w:val="1"/>
+      <w:numFmt w:val="decimal"/>
+      <w:lvlText w:val="%6."/>
+      <w:lvlJc w:val="left"/>
+      <w:pPr>
+        <w:tabs>
+          <w:tab w:val="num" w:pos="4320"/>
+        </w:tabs>
+        <w:ind w:left="4320" w:hanging="360"/>
+      </w:pPr>
+    </w:lvl>
+    <w:lvl w:ilvl="6" w:tentative="1">
+      <w:start w:val="1"/>
+      <w:numFmt w:val="decimal"/>
+      <w:lvlText w:val="%7."/>
+      <w:lvlJc w:val="left"/>
+      <w:pPr>
+        <w:tabs>
+          <w:tab w:val="num" w:pos="5040"/>
+        </w:tabs>
+        <w:ind w:left="5040" w:hanging="360"/>
+      </w:pPr>
+    </w:lvl>
+    <w:lvl w:ilvl="7" w:tentative="1">
+      <w:start w:val="1"/>
+      <w:numFmt w:val="decimal"/>
+      <w:lvlText w:val="%8."/>
+      <w:lvlJc w:val="left"/>
+      <w:pPr>
+        <w:tabs>
+          <w:tab w:val="num" w:pos="5760"/>
+        </w:tabs>
+        <w:ind w:left="5760" w:hanging="360"/>
+      </w:pPr>
+    </w:lvl>
+    <w:lvl w:ilvl="8" w:tentative="1">
+      <w:start w:val="1"/>
+      <w:numFmt w:val="decimal"/>
+      <w:lvlText w:val="%9."/>
+      <w:lvlJc w:val="left"/>
+      <w:pPr>
+        <w:tabs>
+          <w:tab w:val="num" w:pos="6480"/>
+        </w:tabs>
+        <w:ind w:left="6480" w:hanging="360"/>
+      </w:pPr>
+    </w:lvl>
+  </w:abstractNum>
+  <w:abstractNum w:abstractNumId="11">
     <w:nsid w:val="3E3379CF"/>
     <w:multiLevelType w:val="multilevel"/>
     <w:tmpl w:val="9A007A46"/>
@@ -1545,7 +2930,7 @@
       </w:rPr>
     </w:lvl>
   </w:abstractNum>
-  <w:abstractNum w:abstractNumId="5">
+  <w:abstractNum w:abstractNumId="12">
     <w:nsid w:val="49FC09E5"/>
     <w:multiLevelType w:val="multilevel"/>
     <w:tmpl w:val="79787838"/>
@@ -1694,23 +3079,312 @@
       </w:rPr>
     </w:lvl>
   </w:abstractNum>
+  <w:abstractNum w:abstractNumId="13">
+    <w:nsid w:val="546E4C9E"/>
+    <w:multiLevelType w:val="multilevel"/>
+    <w:tmpl w:val="11008F50"/>
+    <w:lvl w:ilvl="0">
+      <w:start w:val="1"/>
+      <w:numFmt w:val="bullet"/>
+      <w:lvlText w:val=""/>
+      <w:lvlJc w:val="left"/>
+      <w:pPr>
+        <w:tabs>
+          <w:tab w:val="num" w:pos="720"/>
+        </w:tabs>
+        <w:ind w:left="720" w:hanging="360"/>
+      </w:pPr>
+      <w:rPr>
+        <w:rFonts w:ascii="Symbol" w:hAnsi="Symbol" w:hint="default"/>
+        <w:sz w:val="20"/>
+      </w:rPr>
+    </w:lvl>
+    <w:lvl w:ilvl="1" w:tentative="1">
+      <w:start w:val="1"/>
+      <w:numFmt w:val="bullet"/>
+      <w:lvlText w:val="o"/>
+      <w:lvlJc w:val="left"/>
+      <w:pPr>
+        <w:tabs>
+          <w:tab w:val="num" w:pos="1440"/>
+        </w:tabs>
+        <w:ind w:left="1440" w:hanging="360"/>
+      </w:pPr>
+      <w:rPr>
+        <w:rFonts w:ascii="Courier New" w:hAnsi="Courier New" w:hint="default"/>
+        <w:sz w:val="20"/>
+      </w:rPr>
+    </w:lvl>
+    <w:lvl w:ilvl="2" w:tentative="1">
+      <w:start w:val="1"/>
+      <w:numFmt w:val="bullet"/>
+      <w:lvlText w:val=""/>
+      <w:lvlJc w:val="left"/>
+      <w:pPr>
+        <w:tabs>
+          <w:tab w:val="num" w:pos="2160"/>
+        </w:tabs>
+        <w:ind w:left="2160" w:hanging="360"/>
+      </w:pPr>
+      <w:rPr>
+        <w:rFonts w:ascii="Wingdings" w:hAnsi="Wingdings" w:hint="default"/>
+        <w:sz w:val="20"/>
+      </w:rPr>
+    </w:lvl>
+    <w:lvl w:ilvl="3" w:tentative="1">
+      <w:start w:val="1"/>
+      <w:numFmt w:val="bullet"/>
+      <w:lvlText w:val=""/>
+      <w:lvlJc w:val="left"/>
+      <w:pPr>
+        <w:tabs>
+          <w:tab w:val="num" w:pos="2880"/>
+        </w:tabs>
+        <w:ind w:left="2880" w:hanging="360"/>
+      </w:pPr>
+      <w:rPr>
+        <w:rFonts w:ascii="Wingdings" w:hAnsi="Wingdings" w:hint="default"/>
+        <w:sz w:val="20"/>
+      </w:rPr>
+    </w:lvl>
+    <w:lvl w:ilvl="4" w:tentative="1">
+      <w:start w:val="1"/>
+      <w:numFmt w:val="bullet"/>
+      <w:lvlText w:val=""/>
+      <w:lvlJc w:val="left"/>
+      <w:pPr>
+        <w:tabs>
+          <w:tab w:val="num" w:pos="3600"/>
+        </w:tabs>
+        <w:ind w:left="3600" w:hanging="360"/>
+      </w:pPr>
+      <w:rPr>
+        <w:rFonts w:ascii="Wingdings" w:hAnsi="Wingdings" w:hint="default"/>
+        <w:sz w:val="20"/>
+      </w:rPr>
+    </w:lvl>
+    <w:lvl w:ilvl="5" w:tentative="1">
+      <w:start w:val="1"/>
+      <w:numFmt w:val="bullet"/>
+      <w:lvlText w:val=""/>
+      <w:lvlJc w:val="left"/>
+      <w:pPr>
+        <w:tabs>
+          <w:tab w:val="num" w:pos="4320"/>
+        </w:tabs>
+        <w:ind w:left="4320" w:hanging="360"/>
+      </w:pPr>
+      <w:rPr>
+        <w:rFonts w:ascii="Wingdings" w:hAnsi="Wingdings" w:hint="default"/>
+        <w:sz w:val="20"/>
+      </w:rPr>
+    </w:lvl>
+    <w:lvl w:ilvl="6" w:tentative="1">
+      <w:start w:val="1"/>
+      <w:numFmt w:val="bullet"/>
+      <w:lvlText w:val=""/>
+      <w:lvlJc w:val="left"/>
+      <w:pPr>
+        <w:tabs>
+          <w:tab w:val="num" w:pos="5040"/>
+        </w:tabs>
+        <w:ind w:left="5040" w:hanging="360"/>
+      </w:pPr>
+      <w:rPr>
+        <w:rFonts w:ascii="Wingdings" w:hAnsi="Wingdings" w:hint="default"/>
+        <w:sz w:val="20"/>
+      </w:rPr>
+    </w:lvl>
+    <w:lvl w:ilvl="7" w:tentative="1">
+      <w:start w:val="1"/>
+      <w:numFmt w:val="bullet"/>
+      <w:lvlText w:val=""/>
+      <w:lvlJc w:val="left"/>
+      <w:pPr>
+        <w:tabs>
+          <w:tab w:val="num" w:pos="5760"/>
+        </w:tabs>
+        <w:ind w:left="5760" w:hanging="360"/>
+      </w:pPr>
+      <w:rPr>
+        <w:rFonts w:ascii="Wingdings" w:hAnsi="Wingdings" w:hint="default"/>
+        <w:sz w:val="20"/>
+      </w:rPr>
+    </w:lvl>
+    <w:lvl w:ilvl="8" w:tentative="1">
+      <w:start w:val="1"/>
+      <w:numFmt w:val="bullet"/>
+      <w:lvlText w:val=""/>
+      <w:lvlJc w:val="left"/>
+      <w:pPr>
+        <w:tabs>
+          <w:tab w:val="num" w:pos="6480"/>
+        </w:tabs>
+        <w:ind w:left="6480" w:hanging="360"/>
+      </w:pPr>
+      <w:rPr>
+        <w:rFonts w:ascii="Wingdings" w:hAnsi="Wingdings" w:hint="default"/>
+        <w:sz w:val="20"/>
+      </w:rPr>
+    </w:lvl>
+  </w:abstractNum>
+  <w:abstractNum w:abstractNumId="14">
+    <w:nsid w:val="57A05C60"/>
+    <w:multiLevelType w:val="multilevel"/>
+    <w:tmpl w:val="3924A270"/>
+    <w:lvl w:ilvl="0">
+      <w:start w:val="1"/>
+      <w:numFmt w:val="decimal"/>
+      <w:lvlText w:val="%1."/>
+      <w:lvlJc w:val="left"/>
+      <w:pPr>
+        <w:tabs>
+          <w:tab w:val="num" w:pos="720"/>
+        </w:tabs>
+        <w:ind w:left="720" w:hanging="360"/>
+      </w:pPr>
+    </w:lvl>
+    <w:lvl w:ilvl="1" w:tentative="1">
+      <w:start w:val="1"/>
+      <w:numFmt w:val="decimal"/>
+      <w:lvlText w:val="%2."/>
+      <w:lvlJc w:val="left"/>
+      <w:pPr>
+        <w:tabs>
+          <w:tab w:val="num" w:pos="1440"/>
+        </w:tabs>
+        <w:ind w:left="1440" w:hanging="360"/>
+      </w:pPr>
+    </w:lvl>
+    <w:lvl w:ilvl="2" w:tentative="1">
+      <w:start w:val="1"/>
+      <w:numFmt w:val="decimal"/>
+      <w:lvlText w:val="%3."/>
+      <w:lvlJc w:val="left"/>
+      <w:pPr>
+        <w:tabs>
+          <w:tab w:val="num" w:pos="2160"/>
+        </w:tabs>
+        <w:ind w:left="2160" w:hanging="360"/>
+      </w:pPr>
+    </w:lvl>
+    <w:lvl w:ilvl="3" w:tentative="1">
+      <w:start w:val="1"/>
+      <w:numFmt w:val="decimal"/>
+      <w:lvlText w:val="%4."/>
+      <w:lvlJc w:val="left"/>
+      <w:pPr>
+        <w:tabs>
+          <w:tab w:val="num" w:pos="2880"/>
+        </w:tabs>
+        <w:ind w:left="2880" w:hanging="360"/>
+      </w:pPr>
+    </w:lvl>
+    <w:lvl w:ilvl="4" w:tentative="1">
+      <w:start w:val="1"/>
+      <w:numFmt w:val="decimal"/>
+      <w:lvlText w:val="%5."/>
+      <w:lvlJc w:val="left"/>
+      <w:pPr>
+        <w:tabs>
+          <w:tab w:val="num" w:pos="3600"/>
+        </w:tabs>
+        <w:ind w:left="3600" w:hanging="360"/>
+      </w:pPr>
+    </w:lvl>
+    <w:lvl w:ilvl="5" w:tentative="1">
+      <w:start w:val="1"/>
+      <w:numFmt w:val="decimal"/>
+      <w:lvlText w:val="%6."/>
+      <w:lvlJc w:val="left"/>
+      <w:pPr>
+        <w:tabs>
+          <w:tab w:val="num" w:pos="4320"/>
+        </w:tabs>
+        <w:ind w:left="4320" w:hanging="360"/>
+      </w:pPr>
+    </w:lvl>
+    <w:lvl w:ilvl="6" w:tentative="1">
+      <w:start w:val="1"/>
+      <w:numFmt w:val="decimal"/>
+      <w:lvlText w:val="%7."/>
+      <w:lvlJc w:val="left"/>
+      <w:pPr>
+        <w:tabs>
+          <w:tab w:val="num" w:pos="5040"/>
+        </w:tabs>
+        <w:ind w:left="5040" w:hanging="360"/>
+      </w:pPr>
+    </w:lvl>
+    <w:lvl w:ilvl="7" w:tentative="1">
+      <w:start w:val="1"/>
+      <w:numFmt w:val="decimal"/>
+      <w:lvlText w:val="%8."/>
+      <w:lvlJc w:val="left"/>
+      <w:pPr>
+        <w:tabs>
+          <w:tab w:val="num" w:pos="5760"/>
+        </w:tabs>
+        <w:ind w:left="5760" w:hanging="360"/>
+      </w:pPr>
+    </w:lvl>
+    <w:lvl w:ilvl="8" w:tentative="1">
+      <w:start w:val="1"/>
+      <w:numFmt w:val="decimal"/>
+      <w:lvlText w:val="%9."/>
+      <w:lvlJc w:val="left"/>
+      <w:pPr>
+        <w:tabs>
+          <w:tab w:val="num" w:pos="6480"/>
+        </w:tabs>
+        <w:ind w:left="6480" w:hanging="360"/>
+      </w:pPr>
+    </w:lvl>
+  </w:abstractNum>
   <w:num w:numId="1">
+    <w:abstractNumId w:val="6"/>
+  </w:num>
+  <w:num w:numId="2">
+    <w:abstractNumId w:val="12"/>
+  </w:num>
+  <w:num w:numId="3">
+    <w:abstractNumId w:val="8"/>
+  </w:num>
+  <w:num w:numId="4">
+    <w:abstractNumId w:val="3"/>
+  </w:num>
+  <w:num w:numId="5">
+    <w:abstractNumId w:val="11"/>
+  </w:num>
+  <w:num w:numId="6">
+    <w:abstractNumId w:val="9"/>
+  </w:num>
+  <w:num w:numId="7">
+    <w:abstractNumId w:val="14"/>
+  </w:num>
+  <w:num w:numId="8">
+    <w:abstractNumId w:val="2"/>
+  </w:num>
+  <w:num w:numId="9">
+    <w:abstractNumId w:val="7"/>
+  </w:num>
+  <w:num w:numId="10">
+    <w:abstractNumId w:val="4"/>
+  </w:num>
+  <w:num w:numId="11">
+    <w:abstractNumId w:val="5"/>
+  </w:num>
+  <w:num w:numId="12">
     <w:abstractNumId w:val="1"/>
   </w:num>
-  <w:num w:numId="2">
-    <w:abstractNumId w:val="5"/>
+  <w:num w:numId="13">
+    <w:abstractNumId w:val="13"/>
   </w:num>
-  <w:num w:numId="3">
-    <w:abstractNumId w:val="2"/>
+  <w:num w:numId="14">
+    <w:abstractNumId w:val="10"/>
   </w:num>
-  <w:num w:numId="4">
+  <w:num w:numId="15">
     <w:abstractNumId w:val="0"/>
-  </w:num>
-  <w:num w:numId="5">
-    <w:abstractNumId w:val="4"/>
-  </w:num>
-  <w:num w:numId="6">
-    <w:abstractNumId w:val="3"/>
   </w:num>
 </w:numbering>
 </file>
